--- a/solar-erp-app/src/main/resources/templates/quotation_template.docx
+++ b/solar-erp-app/src/main/resources/templates/quotation_template.docx
@@ -430,623 +430,117 @@
       <w:pPr>
         <w:pStyle w:val="Subtitle"/>
       </w:pPr>
-      <w:r>
-        <w:rPr>
-          <w:noProof/>
-        </w:rPr>
-        <mc:AlternateContent>
-          <mc:Choice Requires="wps">
-            <w:drawing>
-              <wp:anchor distT="0" distB="0" distL="114300" distR="114300" simplePos="0" relativeHeight="251662336" behindDoc="0" locked="0" layoutInCell="1" allowOverlap="1" wp14:anchorId="6B7178F4" wp14:editId="018EE633">
-                <wp:simplePos x="0" y="0"/>
-                <wp:positionH relativeFrom="margin">
-                  <wp:align>right</wp:align>
-                </wp:positionH>
-                <wp:positionV relativeFrom="paragraph">
-                  <wp:posOffset>316030</wp:posOffset>
-                </wp:positionV>
-                <wp:extent cx="3731342" cy="2614864"/>
-                <wp:effectExtent l="0" t="0" r="2540" b="0"/>
-                <wp:wrapNone/>
-                <wp:docPr id="492755485" name="Text Box 5"/>
-                <wp:cNvGraphicFramePr/>
-                <a:graphic xmlns:a="http://schemas.openxmlformats.org/drawingml/2006/main">
-                  <a:graphicData uri="http://schemas.microsoft.com/office/word/2010/wordprocessingShape">
-                    <wps:wsp>
-                      <wps:cNvSpPr txBox="1"/>
-                      <wps:spPr>
-                        <a:xfrm>
-                          <a:off x="0" y="0"/>
-                          <a:ext cx="3731342" cy="2614864"/>
-                        </a:xfrm>
-                        <a:prstGeom prst="rect">
-                          <a:avLst/>
-                        </a:prstGeom>
-                        <a:solidFill>
-                          <a:schemeClr val="lt1"/>
-                        </a:solidFill>
-                        <a:ln w="6350">
-                          <a:noFill/>
-                        </a:ln>
-                      </wps:spPr>
-                      <wps:txbx>
-                        <w:txbxContent>
-                          <w:tbl>
-                            <w:tblPr>
-                              <w:tblStyle w:val="TableGrid"/>
-                              <w:tblW w:w="0" w:type="auto"/>
-                              <w:tblBorders>
-                                <w:top w:val="none" w:sz="0" w:space="0" w:color="auto"/>
-                                <w:left w:val="none" w:sz="0" w:space="0" w:color="auto"/>
-                                <w:bottom w:val="none" w:sz="0" w:space="0" w:color="auto"/>
-                                <w:right w:val="none" w:sz="0" w:space="0" w:color="auto"/>
-                                <w:insideH w:val="none" w:sz="0" w:space="0" w:color="auto"/>
-                                <w:insideV w:val="none" w:sz="0" w:space="0" w:color="auto"/>
-                              </w:tblBorders>
-                              <w:tblCellMar>
-                                <w:top w:w="113" w:type="dxa"/>
-                                <w:bottom w:w="113" w:type="dxa"/>
-                              </w:tblCellMar>
-                              <w:tblLook w:val="0600" w:firstRow="0" w:lastRow="0" w:firstColumn="0" w:lastColumn="0" w:noHBand="1" w:noVBand="1"/>
-                            </w:tblPr>
-                            <w:tblGrid>
-                              <w:gridCol w:w="2122"/>
-                              <w:gridCol w:w="141"/>
-                              <w:gridCol w:w="3305"/>
-                            </w:tblGrid>
-                            <w:tr>
-                              <w:tc>
-                                <w:tcPr>
-                                  <w:tcW w:w="2263" w:type="dxa"/>
-                                  <w:gridSpan w:val="2"/>
-                                </w:tcPr>
-                                <w:p>
-                                  <w:pPr>
-                                    <w:rPr>
-                                      <w:rFonts w:ascii="Montserrat" w:hAnsi="Montserrat"/>
-                                      <w:b/>
-                                      <w:bCs/>
-                                    </w:rPr>
-                                  </w:pPr>
-                                  <w:r>
-                                    <w:rPr>
-                                      <w:rFonts w:ascii="Montserrat" w:hAnsi="Montserrat"/>
-                                    </w:rPr>
-                                    <w:t>{{system_details}}</w:t>
-                                  </w:r>
-                                </w:p>
-                              </w:tc>
-                              <w:tc>
-                                <w:tcPr>
-                                  <w:tcW w:w="3305" w:type="dxa"/>
-                                </w:tcPr>
-                                <w:p>
-                                  <w:pPr>
-                                    <w:jc w:val="right"/>
-                                    <w:rPr>
-                                      <w:rFonts w:ascii="Montserrat" w:hAnsi="Montserrat"/>
-                                      <w:b/>
-                                      <w:bCs/>
-                                    </w:rPr>
-                                  </w:pPr>
-                                  <w:r>
-                                    <w:rPr>
-                                      <w:rFonts w:ascii="Montserrat" w:hAnsi="Montserrat"/>
-                                    </w:rPr>
-                                    <w:t xml:space="preserve">Date: </w:t>
-                                  </w:r>
-                                  <w:r>
-                                    <w:rPr>
-                                      <w:rFonts w:ascii="Montserrat" w:hAnsi="Montserrat"/>
-                                    </w:rPr>
-                                    <w:t>{{date}}</w:t>
-                                  </w:r>
-                                </w:p>
-                              </w:tc>
-                            </w:tr>
-                            <w:tr>
-                              <w:tc>
-                                <w:tcPr>
-                                  <w:tcW w:w="2122" w:type="dxa"/>
-                                </w:tcPr>
-                                <w:p>
-                                  <w:pPr>
-                                    <w:rPr>
-                                      <w:rFonts w:ascii="Montserrat" w:hAnsi="Montserrat"/>
-                                      <w:b/>
-                                      <w:bCs/>
-                                    </w:rPr>
-                                  </w:pPr>
-                                </w:p>
-                              </w:tc>
-                              <w:tc>
-                                <w:tcPr>
-                                  <w:tcW w:w="3446" w:type="dxa"/>
-                                  <w:gridSpan w:val="2"/>
-                                </w:tcPr>
-                                <w:p>
-                                  <w:pPr>
-                                    <w:jc w:val="right"/>
-                                    <w:rPr>
-                                      <w:rFonts w:ascii="Montserrat" w:hAnsi="Montserrat"/>
-                                      <w:b/>
-                                      <w:bCs/>
-                                    </w:rPr>
-                                  </w:pPr>
-                                  <w:r>
-                                    <w:rPr>
-                                      <w:rFonts w:ascii="Montserrat" w:hAnsi="Montserrat"/>
-                                    </w:rPr>
-                                    <w:t xml:space="preserve">Quotation No. </w:t>
-                                  </w:r>
-                                  <w:r>
-                                    <w:t>{{quotation_no}}</w:t>
-                                  </w:r>
-                                </w:p>
-                              </w:tc>
-                            </w:tr>
-                          </w:tbl>
-                          <w:p>
-                            <w:pPr>
-                              <w:rPr>
-                                <w:rFonts w:ascii="Montserrat" w:hAnsi="Montserrat"/>
-                                <w:b/>
-                                <w:bCs/>
-                              </w:rPr>
-                            </w:pPr>
-                          </w:p>
-                          <w:tbl>
-                            <w:tblPr>
-                              <w:tblStyle w:val="ListTable6Colorful"/>
-                              <w:tblW w:w="0" w:type="auto"/>
-                              <w:tblBorders>
-                                <w:top w:val="none" w:sz="0" w:space="0" w:color="auto"/>
-                                <w:bottom w:val="none" w:sz="0" w:space="0" w:color="auto"/>
-                              </w:tblBorders>
-                              <w:tblCellMar>
-                                <w:top w:w="113" w:type="dxa"/>
-                                <w:bottom w:w="113" w:type="dxa"/>
-                              </w:tblCellMar>
-                              <w:tblLook w:val="0620" w:firstRow="1" w:lastRow="0" w:firstColumn="0" w:lastColumn="0" w:noHBand="1" w:noVBand="1"/>
-                            </w:tblPr>
-                            <w:tblGrid>
-                              <w:gridCol w:w="5211"/>
-                            </w:tblGrid>
-                            <w:tr>
-                              <w:trPr>
-                                <w:cnfStyle w:val="100000000000" w:firstRow="1" w:lastRow="0" w:firstColumn="0" w:lastColumn="0" w:oddVBand="0" w:evenVBand="0" w:oddHBand="0" w:evenHBand="0" w:firstRowFirstColumn="0" w:firstRowLastColumn="0" w:lastRowFirstColumn="0" w:lastRowLastColumn="0"/>
-                              </w:trPr>
-                              <w:tc>
-                                <w:tcPr>
-                                  <w:tcW w:w="5211" w:type="dxa"/>
-                                  <w:tcBorders>
-                                    <w:bottom w:val="none" w:sz="0" w:space="0" w:color="auto"/>
-                                  </w:tcBorders>
-                                </w:tcPr>
-                                <w:p>
-                                  <w:pPr>
-                                    <w:rPr>
-                                      <w:rFonts w:ascii="Montserrat" w:hAnsi="Montserrat"/>
-                                    </w:rPr>
-                                  </w:pPr>
-                                  <w:r>
-                                    <w:rPr>
-                                      <w:rFonts w:ascii="Montserrat" w:hAnsi="Montserrat"/>
-                                    </w:rPr>
-                                    <w:t>Consumer Information:</w:t>
-                                  </w:r>
-                                </w:p>
-                              </w:tc>
-                            </w:tr>
-                            <w:tr>
-                              <w:tc>
-                                <w:tcPr>
-                                  <w:tcW w:w="5211" w:type="dxa"/>
-                                </w:tcPr>
-                                <w:p>
-                                  <w:pPr>
-                                    <w:rPr>
-                                      <w:rFonts w:ascii="Montserrat" w:hAnsi="Montserrat"/>
-                                      <w:sz w:val="21"/>
-                                      <w:szCs w:val="21"/>
-                                    </w:rPr>
-                                  </w:pPr>
-                                  <w:r>
-                                    <w:rPr>
-                                      <w:rFonts w:ascii="Montserrat" w:hAnsi="Montserrat"/>
-                                      <w:sz w:val="21"/>
-                                      <w:szCs w:val="21"/>
-                                    </w:rPr>
-                                    <w:t>Name: {{consumer_name}}</w:t>
-                                  </w:r>
-                                </w:p>
-                              </w:tc>
-                            </w:tr>
-                            <w:tr>
-                              <w:tc>
-                                <w:tcPr>
-                                  <w:tcW w:w="5211" w:type="dxa"/>
-                                </w:tcPr>
-                                <w:p>
-                                  <w:pPr>
-                                    <w:rPr>
-                                      <w:rFonts w:ascii="Montserrat" w:hAnsi="Montserrat"/>
-                                      <w:sz w:val="21"/>
-                                      <w:szCs w:val="21"/>
-                                    </w:rPr>
-                                  </w:pPr>
-                                  <w:r>
-                                    <w:rPr>
-                                      <w:rFonts w:ascii="Montserrat" w:hAnsi="Montserrat"/>
-                                      <w:sz w:val="21"/>
-                                      <w:szCs w:val="21"/>
-                                    </w:rPr>
-                                    <w:t>Address:  {{consumer_address}}</w:t>
-                                  </w:r>
-                                </w:p>
-                              </w:tc>
-                            </w:tr>
-                            <w:tr>
-                              <w:tc>
-                                <w:tcPr>
-                                  <w:tcW w:w="5211" w:type="dxa"/>
-                                </w:tcPr>
-                                <w:p>
-                                  <w:pPr>
-                                    <w:rPr>
-                                      <w:rFonts w:ascii="Montserrat" w:hAnsi="Montserrat"/>
-                                      <w:sz w:val="21"/>
-                                      <w:szCs w:val="21"/>
-                                    </w:rPr>
-                                  </w:pPr>
-                                  <w:r>
-                                    <w:rPr>
-                                      <w:rFonts w:ascii="Montserrat" w:hAnsi="Montserrat"/>
-                                      <w:sz w:val="21"/>
-                                      <w:szCs w:val="21"/>
-                                    </w:rPr>
-                                    <w:t>Phone:   {{phone_number}}</w:t>
-                                  </w:r>
-                                </w:p>
-                              </w:tc>
-                            </w:tr>
-                            <w:tr>
-                              <w:tc>
-                                <w:tcPr>
-                                  <w:tcW w:w="5211" w:type="dxa"/>
-                                </w:tcPr>
-                                <w:p>
-                                  <w:pPr>
-                                    <w:rPr>
-                                      <w:rFonts w:ascii="Montserrat" w:hAnsi="Montserrat"/>
-                                      <w:sz w:val="21"/>
-                                      <w:szCs w:val="21"/>
-                                    </w:rPr>
-                                  </w:pPr>
-                                  <w:r>
-                                    <w:rPr>
-                                      <w:rFonts w:ascii="Montserrat" w:hAnsi="Montserrat"/>
-                                      <w:sz w:val="21"/>
-                                      <w:szCs w:val="21"/>
-                                    </w:rPr>
-                                    <w:t>Consumer No:   {{cosumer_number}}</w:t>
-                                  </w:r>
-                                </w:p>
-                              </w:tc>
-                            </w:tr>
-                          </w:tbl>
-                          <w:p>
-                            <w:pPr>
-                              <w:rPr>
-                                <w:rFonts w:ascii="Montserrat" w:hAnsi="Montserrat"/>
-                              </w:rPr>
-                            </w:pPr>
-                          </w:p>
-                        </w:txbxContent>
-                      </wps:txbx>
-                      <wps:bodyPr rot="0" spcFirstLastPara="0" vertOverflow="overflow" horzOverflow="overflow" vert="horz" wrap="square" lIns="91440" tIns="45720" rIns="91440" bIns="45720" numCol="1" spcCol="0" rtlCol="0" fromWordArt="0" anchor="t" anchorCtr="0" forceAA="0" compatLnSpc="1">
-                        <a:prstTxWarp prst="textNoShape">
-                          <a:avLst/>
-                        </a:prstTxWarp>
-                        <a:noAutofit/>
-                      </wps:bodyPr>
-                    </wps:wsp>
-                  </a:graphicData>
-                </a:graphic>
-                <wp14:sizeRelH relativeFrom="margin">
-                  <wp14:pctWidth>0</wp14:pctWidth>
-                </wp14:sizeRelH>
-                <wp14:sizeRelV relativeFrom="margin">
-                  <wp14:pctHeight>0</wp14:pctHeight>
-                </wp14:sizeRelV>
-              </wp:anchor>
-            </w:drawing>
-          </mc:Choice>
-          <mc:Fallback>
-            <w:pict>
-              <v:shape w14:anchorId="6B7178F4" id="Text Box 5" o:spid="_x0000_s1027" type="#_x0000_t202" style="position:absolute;margin-left:242.6pt;margin-top:24.9pt;width:293.8pt;height:205.9pt;z-index:251662336;visibility:visible;mso-wrap-style:square;mso-width-percent:0;mso-height-percent:0;mso-wrap-distance-left:9pt;mso-wrap-distance-top:0;mso-wrap-distance-right:9pt;mso-wrap-distance-bottom:0;mso-position-horizontal:right;mso-position-horizontal-relative:margin;mso-position-vertical:absolute;mso-position-vertical-relative:text;mso-width-percent:0;mso-height-percent:0;mso-width-relative:margin;mso-height-relative:margin;v-text-anchor:top" o:gfxdata="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" fillcolor="white [3201]" stroked="f" strokeweight=".5pt">
-                <v:textbox>
-                  <w:txbxContent>
-                    <w:tbl>
-                      <w:tblPr>
-                        <w:tblStyle w:val="TableGrid"/>
-                        <w:tblW w:w="0" w:type="auto"/>
-                        <w:tblBorders>
-                          <w:top w:val="none" w:sz="0" w:space="0" w:color="auto"/>
-                          <w:left w:val="none" w:sz="0" w:space="0" w:color="auto"/>
-                          <w:bottom w:val="none" w:sz="0" w:space="0" w:color="auto"/>
-                          <w:right w:val="none" w:sz="0" w:space="0" w:color="auto"/>
-                          <w:insideH w:val="none" w:sz="0" w:space="0" w:color="auto"/>
-                          <w:insideV w:val="none" w:sz="0" w:space="0" w:color="auto"/>
-                        </w:tblBorders>
-                        <w:tblCellMar>
-                          <w:top w:w="113" w:type="dxa"/>
-                          <w:bottom w:w="113" w:type="dxa"/>
-                        </w:tblCellMar>
-                        <w:tblLook w:val="0600" w:firstRow="0" w:lastRow="0" w:firstColumn="0" w:lastColumn="0" w:noHBand="1" w:noVBand="1"/>
-                      </w:tblPr>
-                      <w:tblGrid>
-                        <w:gridCol w:w="2122"/>
-                        <w:gridCol w:w="141"/>
-                        <w:gridCol w:w="3305"/>
-                      </w:tblGrid>
-                      <w:tr>
-                        <w:tc>
-                          <w:tcPr>
-                            <w:tcW w:w="2263" w:type="dxa"/>
-                            <w:gridSpan w:val="2"/>
-                          </w:tcPr>
-                          <w:p>
-                            <w:pPr>
-                              <w:rPr>
-                                <w:rFonts w:ascii="Montserrat" w:hAnsi="Montserrat"/>
-                                <w:b/>
-                                <w:bCs/>
-                              </w:rPr>
-                            </w:pPr>
-                            <w:r>
-                              <w:rPr>
-                                <w:rFonts w:ascii="Montserrat" w:hAnsi="Montserrat"/>
-                              </w:rPr>
-                              <w:t>{{system_details}}</w:t>
-                            </w:r>
-                          </w:p>
-                        </w:tc>
-                        <w:tc>
-                          <w:tcPr>
-                            <w:tcW w:w="3305" w:type="dxa"/>
-                          </w:tcPr>
-                          <w:p>
-                            <w:pPr>
-                              <w:jc w:val="right"/>
-                              <w:rPr>
-                                <w:rFonts w:ascii="Montserrat" w:hAnsi="Montserrat"/>
-                                <w:b/>
-                                <w:bCs/>
-                              </w:rPr>
-                            </w:pPr>
-                            <w:r>
-                              <w:rPr>
-                                <w:rFonts w:ascii="Montserrat" w:hAnsi="Montserrat"/>
-                              </w:rPr>
-                              <w:t xml:space="preserve">Date: </w:t>
-                            </w:r>
-                            <w:r>
-                              <w:rPr>
-                                <w:rFonts w:ascii="Montserrat" w:hAnsi="Montserrat"/>
-                              </w:rPr>
-                              <w:t>{{date}}</w:t>
-                            </w:r>
-                          </w:p>
-                        </w:tc>
-                      </w:tr>
-                      <w:tr>
-                        <w:tc>
-                          <w:tcPr>
-                            <w:tcW w:w="2122" w:type="dxa"/>
-                          </w:tcPr>
-                          <w:p>
-                            <w:pPr>
-                              <w:rPr>
-                                <w:rFonts w:ascii="Montserrat" w:hAnsi="Montserrat"/>
-                                <w:b/>
-                                <w:bCs/>
-                              </w:rPr>
-                            </w:pPr>
-                          </w:p>
-                        </w:tc>
-                        <w:tc>
-                          <w:tcPr>
-                            <w:tcW w:w="3446" w:type="dxa"/>
-                            <w:gridSpan w:val="2"/>
-                          </w:tcPr>
-                          <w:p>
-                            <w:pPr>
-                              <w:jc w:val="right"/>
-                              <w:rPr>
-                                <w:rFonts w:ascii="Montserrat" w:hAnsi="Montserrat"/>
-                                <w:b/>
-                                <w:bCs/>
-                              </w:rPr>
-                            </w:pPr>
-                            <w:r>
-                              <w:rPr>
-                                <w:rFonts w:ascii="Montserrat" w:hAnsi="Montserrat"/>
-                              </w:rPr>
-                              <w:t xml:space="preserve">Quotation No. </w:t>
-                            </w:r>
-                            <w:r>
-                              <w:t>{{quotation_no}}</w:t>
-                            </w:r>
-                          </w:p>
-                        </w:tc>
-                      </w:tr>
-                    </w:tbl>
-                    <w:p>
-                      <w:pPr>
-                        <w:rPr>
-                          <w:rFonts w:ascii="Montserrat" w:hAnsi="Montserrat"/>
-                          <w:b/>
-                          <w:bCs/>
-                        </w:rPr>
-                      </w:pPr>
-                    </w:p>
-                    <w:tbl>
-                      <w:tblPr>
-                        <w:tblStyle w:val="ListTable6Colorful"/>
-                        <w:tblW w:w="0" w:type="auto"/>
-                        <w:tblBorders>
-                          <w:top w:val="none" w:sz="0" w:space="0" w:color="auto"/>
-                          <w:bottom w:val="none" w:sz="0" w:space="0" w:color="auto"/>
-                        </w:tblBorders>
-                        <w:tblCellMar>
-                          <w:top w:w="113" w:type="dxa"/>
-                          <w:bottom w:w="113" w:type="dxa"/>
-                        </w:tblCellMar>
-                        <w:tblLook w:val="0620" w:firstRow="1" w:lastRow="0" w:firstColumn="0" w:lastColumn="0" w:noHBand="1" w:noVBand="1"/>
-                      </w:tblPr>
-                      <w:tblGrid>
-                        <w:gridCol w:w="5211"/>
-                      </w:tblGrid>
-                      <w:tr>
-                        <w:trPr>
-                          <w:cnfStyle w:val="100000000000" w:firstRow="1" w:lastRow="0" w:firstColumn="0" w:lastColumn="0" w:oddVBand="0" w:evenVBand="0" w:oddHBand="0" w:evenHBand="0" w:firstRowFirstColumn="0" w:firstRowLastColumn="0" w:lastRowFirstColumn="0" w:lastRowLastColumn="0"/>
-                        </w:trPr>
-                        <w:tc>
-                          <w:tcPr>
-                            <w:tcW w:w="5211" w:type="dxa"/>
-                            <w:tcBorders>
-                              <w:bottom w:val="none" w:sz="0" w:space="0" w:color="auto"/>
-                            </w:tcBorders>
-                          </w:tcPr>
-                          <w:p>
-                            <w:pPr>
-                              <w:rPr>
-                                <w:rFonts w:ascii="Montserrat" w:hAnsi="Montserrat"/>
-                              </w:rPr>
-                            </w:pPr>
-                            <w:r>
-                              <w:rPr>
-                                <w:rFonts w:ascii="Montserrat" w:hAnsi="Montserrat"/>
-                              </w:rPr>
-                              <w:t>Consumer Information:</w:t>
-                            </w:r>
-                          </w:p>
-                        </w:tc>
-                      </w:tr>
-                      <w:tr>
-                        <w:tc>
-                          <w:tcPr>
-                            <w:tcW w:w="5211" w:type="dxa"/>
-                          </w:tcPr>
-                          <w:p>
-                            <w:pPr>
-                              <w:rPr>
-                                <w:rFonts w:ascii="Montserrat" w:hAnsi="Montserrat"/>
-                                <w:sz w:val="21"/>
-                                <w:szCs w:val="21"/>
-                              </w:rPr>
-                            </w:pPr>
-                            <w:r>
-                              <w:rPr>
-                                <w:rFonts w:ascii="Montserrat" w:hAnsi="Montserrat"/>
-                                <w:sz w:val="21"/>
-                                <w:szCs w:val="21"/>
-                              </w:rPr>
-                              <w:t>Name: {{consumer_name}}</w:t>
-                            </w:r>
-                          </w:p>
-                        </w:tc>
-                      </w:tr>
-                      <w:tr>
-                        <w:tc>
-                          <w:tcPr>
-                            <w:tcW w:w="5211" w:type="dxa"/>
-                          </w:tcPr>
-                          <w:p>
-                            <w:pPr>
-                              <w:rPr>
-                                <w:rFonts w:ascii="Montserrat" w:hAnsi="Montserrat"/>
-                                <w:sz w:val="21"/>
-                                <w:szCs w:val="21"/>
-                              </w:rPr>
-                            </w:pPr>
-                            <w:r>
-                              <w:rPr>
-                                <w:rFonts w:ascii="Montserrat" w:hAnsi="Montserrat"/>
-                                <w:sz w:val="21"/>
-                                <w:szCs w:val="21"/>
-                              </w:rPr>
-                              <w:t>Address:  {{consumer_address}}</w:t>
-                            </w:r>
-                          </w:p>
-                        </w:tc>
-                      </w:tr>
-                      <w:tr>
-                        <w:tc>
-                          <w:tcPr>
-                            <w:tcW w:w="5211" w:type="dxa"/>
-                          </w:tcPr>
-                          <w:p>
-                            <w:pPr>
-                              <w:rPr>
-                                <w:rFonts w:ascii="Montserrat" w:hAnsi="Montserrat"/>
-                                <w:sz w:val="21"/>
-                                <w:szCs w:val="21"/>
-                              </w:rPr>
-                            </w:pPr>
-                            <w:r>
-                              <w:rPr>
-                                <w:rFonts w:ascii="Montserrat" w:hAnsi="Montserrat"/>
-                                <w:sz w:val="21"/>
-                                <w:szCs w:val="21"/>
-                              </w:rPr>
-                              <w:t>Phone:   {{phone_number}}</w:t>
-                            </w:r>
-                          </w:p>
-                        </w:tc>
-                      </w:tr>
-                      <w:tr>
-                        <w:tc>
-                          <w:tcPr>
-                            <w:tcW w:w="5211" w:type="dxa"/>
-                          </w:tcPr>
-                          <w:p>
-                            <w:pPr>
-                              <w:rPr>
-                                <w:rFonts w:ascii="Montserrat" w:hAnsi="Montserrat"/>
-                                <w:sz w:val="21"/>
-                                <w:szCs w:val="21"/>
-                              </w:rPr>
-                            </w:pPr>
-                            <w:r>
-                              <w:rPr>
-                                <w:rFonts w:ascii="Montserrat" w:hAnsi="Montserrat"/>
-                                <w:sz w:val="21"/>
-                                <w:szCs w:val="21"/>
-                              </w:rPr>
-                              <w:t>Consumer No:   {{cosumer_number}}</w:t>
-                            </w:r>
-                          </w:p>
-                        </w:tc>
-                      </w:tr>
-                    </w:tbl>
-                    <w:p>
-                      <w:pPr>
-                        <w:rPr>
-                          <w:rFonts w:ascii="Montserrat" w:hAnsi="Montserrat"/>
-                        </w:rPr>
-                      </w:pPr>
-                    </w:p>
-                  </w:txbxContent>
-                </v:textbox>
-                <w10:wrap anchorx="margin"/>
-              </v:shape>
-            </w:pict>
-          </mc:Fallback>
-        </mc:AlternateContent>
-      </w:r>
-    </w:p>
+    </w:p>
+    <w:tbl>
+      <w:tblPr>
+        <w:tblStyle w:val="TableGrid"/>
+        <w:tblpPr w:leftFromText="180" w:rightFromText="180" w:vertAnchor="text" w:horzAnchor="margin" w:tblpXSpec="right" w:tblpY="260"/>
+        <w:tblW w:w="0" w:type="auto"/>
+        <w:tblBorders>
+          <w:top w:val="none" w:sz="0" w:space="0" w:color="auto"/>
+          <w:left w:val="none" w:sz="0" w:space="0" w:color="auto"/>
+          <w:bottom w:val="none" w:sz="0" w:space="0" w:color="auto"/>
+          <w:right w:val="none" w:sz="0" w:space="0" w:color="auto"/>
+          <w:insideH w:val="none" w:sz="0" w:space="0" w:color="auto"/>
+          <w:insideV w:val="none" w:sz="0" w:space="0" w:color="auto"/>
+        </w:tblBorders>
+        <w:tblCellMar>
+          <w:top w:w="113" w:type="dxa"/>
+          <w:bottom w:w="113" w:type="dxa"/>
+        </w:tblCellMar>
+        <w:tblLook w:val="0600" w:firstRow="0" w:lastRow="0" w:firstColumn="0" w:lastColumn="0" w:noHBand="1" w:noVBand="1"/>
+      </w:tblPr>
+      <w:tblGrid>
+        <w:gridCol w:w="2122"/>
+        <w:gridCol w:w="141"/>
+        <w:gridCol w:w="3305"/>
+      </w:tblGrid>
+      <w:tr>
+        <w:tc>
+          <w:tcPr>
+            <w:tcW w:w="2263" w:type="dxa"/>
+            <w:gridSpan w:val="2"/>
+          </w:tcPr>
+          <w:p>
+            <w:pPr>
+              <w:rPr>
+                <w:rFonts w:ascii="Montserrat" w:hAnsi="Montserrat"/>
+                <w:b/>
+                <w:bCs/>
+              </w:rPr>
+            </w:pPr>
+            <w:r>
+              <w:rPr>
+                <w:rFonts w:ascii="Montserrat" w:hAnsi="Montserrat"/>
+              </w:rPr>
+              <w:t>{{system_details}}</w:t>
+            </w:r>
+          </w:p>
+        </w:tc>
+        <w:tc>
+          <w:tcPr>
+            <w:tcW w:w="3305" w:type="dxa"/>
+          </w:tcPr>
+          <w:p>
+            <w:pPr>
+              <w:jc w:val="right"/>
+              <w:rPr>
+                <w:rFonts w:ascii="Montserrat" w:hAnsi="Montserrat"/>
+                <w:b/>
+                <w:bCs/>
+              </w:rPr>
+            </w:pPr>
+            <w:r>
+              <w:rPr>
+                <w:rFonts w:ascii="Montserrat" w:hAnsi="Montserrat"/>
+              </w:rPr>
+              <w:t>Date: {{date}}</w:t>
+            </w:r>
+          </w:p>
+        </w:tc>
+      </w:tr>
+      <w:tr>
+        <w:tc>
+          <w:tcPr>
+            <w:tcW w:w="2122" w:type="dxa"/>
+          </w:tcPr>
+          <w:p>
+            <w:pPr>
+              <w:rPr>
+                <w:rFonts w:ascii="Montserrat" w:hAnsi="Montserrat"/>
+                <w:b/>
+                <w:bCs/>
+              </w:rPr>
+            </w:pPr>
+          </w:p>
+        </w:tc>
+        <w:tc>
+          <w:tcPr>
+            <w:tcW w:w="3446" w:type="dxa"/>
+            <w:gridSpan w:val="2"/>
+          </w:tcPr>
+          <w:p>
+            <w:pPr>
+              <w:jc w:val="right"/>
+              <w:rPr>
+                <w:rFonts w:ascii="Montserrat" w:hAnsi="Montserrat"/>
+                <w:b/>
+                <w:bCs/>
+              </w:rPr>
+            </w:pPr>
+            <w:r>
+              <w:rPr>
+                <w:rFonts w:ascii="Montserrat" w:hAnsi="Montserrat"/>
+              </w:rPr>
+              <w:t xml:space="preserve">Quotation No. </w:t>
+            </w:r>
+            <w:r>
+              <w:t>{{quotation_no}}</w:t>
+            </w:r>
+          </w:p>
+        </w:tc>
+      </w:tr>
+    </w:tbl>
     <w:p>
       <w:pPr>
         <w:pStyle w:val="Subtitle"/>
@@ -1092,41 +586,166 @@
         <w:t>Pvt. Ltd.</w:t>
       </w:r>
     </w:p>
-    <w:p>
-      <w:r>
-        <w:t>Address:</w:t>
-      </w:r>
-      <w:r>
-        <w:t xml:space="preserve"> </w:t>
-      </w:r>
-      <w:r>
-        <w:t>B-504, Shree Ram Empire, Pune</w:t>
+    <w:tbl>
+      <w:tblPr>
+        <w:tblStyle w:val="ListTable6Colorful"/>
+        <w:tblpPr w:leftFromText="180" w:rightFromText="180" w:vertAnchor="text" w:horzAnchor="page" w:tblpX="5554" w:tblpY="199"/>
+        <w:tblW w:w="0" w:type="auto"/>
+        <w:tblBorders>
+          <w:top w:val="none" w:sz="0" w:space="0" w:color="auto"/>
+          <w:bottom w:val="none" w:sz="0" w:space="0" w:color="auto"/>
+        </w:tblBorders>
+        <w:tblCellMar>
+          <w:top w:w="113" w:type="dxa"/>
+          <w:bottom w:w="113" w:type="dxa"/>
+        </w:tblCellMar>
+        <w:tblLook w:val="0620" w:firstRow="1" w:lastRow="0" w:firstColumn="0" w:lastColumn="0" w:noHBand="1" w:noVBand="1"/>
+      </w:tblPr>
+      <w:tblGrid>
+        <w:gridCol w:w="5211"/>
+      </w:tblGrid>
+      <w:tr>
+        <w:trPr>
+          <w:cnfStyle w:val="100000000000" w:firstRow="1" w:lastRow="0" w:firstColumn="0" w:lastColumn="0" w:oddVBand="0" w:evenVBand="0" w:oddHBand="0" w:evenHBand="0" w:firstRowFirstColumn="0" w:firstRowLastColumn="0" w:lastRowFirstColumn="0" w:lastRowLastColumn="0"/>
+        </w:trPr>
+        <w:tc>
+          <w:tcPr>
+            <w:tcW w:w="5211" w:type="dxa"/>
+            <w:tcBorders>
+              <w:bottom w:val="none" w:sz="0" w:space="0" w:color="auto"/>
+            </w:tcBorders>
+          </w:tcPr>
+          <w:p>
+            <w:pPr>
+              <w:rPr>
+                <w:rFonts w:ascii="Montserrat" w:hAnsi="Montserrat"/>
+              </w:rPr>
+            </w:pPr>
+            <w:r>
+              <w:rPr>
+                <w:rFonts w:ascii="Montserrat" w:hAnsi="Montserrat"/>
+              </w:rPr>
+              <w:t>Consumer Information:</w:t>
+            </w:r>
+          </w:p>
+        </w:tc>
+      </w:tr>
+      <w:tr>
+        <w:tc>
+          <w:tcPr>
+            <w:tcW w:w="5211" w:type="dxa"/>
+          </w:tcPr>
+          <w:p>
+            <w:pPr>
+              <w:rPr>
+                <w:rFonts w:ascii="Montserrat" w:hAnsi="Montserrat"/>
+                <w:sz w:val="21"/>
+                <w:szCs w:val="21"/>
+              </w:rPr>
+            </w:pPr>
+            <w:r>
+              <w:rPr>
+                <w:rFonts w:ascii="Montserrat" w:hAnsi="Montserrat"/>
+                <w:sz w:val="21"/>
+                <w:szCs w:val="21"/>
+              </w:rPr>
+              <w:t>Name: {{consumer_name}}</w:t>
+            </w:r>
+          </w:p>
+        </w:tc>
+      </w:tr>
+      <w:tr>
+        <w:tc>
+          <w:tcPr>
+            <w:tcW w:w="5211" w:type="dxa"/>
+          </w:tcPr>
+          <w:p>
+            <w:pPr>
+              <w:rPr>
+                <w:rFonts w:ascii="Montserrat" w:hAnsi="Montserrat"/>
+                <w:sz w:val="21"/>
+                <w:szCs w:val="21"/>
+              </w:rPr>
+            </w:pPr>
+            <w:r>
+              <w:rPr>
+                <w:rFonts w:ascii="Montserrat" w:hAnsi="Montserrat"/>
+                <w:sz w:val="21"/>
+                <w:szCs w:val="21"/>
+              </w:rPr>
+              <w:t>Address:  {{consumer_address}}</w:t>
+            </w:r>
+          </w:p>
+        </w:tc>
+      </w:tr>
+      <w:tr>
+        <w:tc>
+          <w:tcPr>
+            <w:tcW w:w="5211" w:type="dxa"/>
+          </w:tcPr>
+          <w:p>
+            <w:pPr>
+              <w:rPr>
+                <w:rFonts w:ascii="Montserrat" w:hAnsi="Montserrat"/>
+                <w:sz w:val="21"/>
+                <w:szCs w:val="21"/>
+              </w:rPr>
+            </w:pPr>
+            <w:r>
+              <w:rPr>
+                <w:rFonts w:ascii="Montserrat" w:hAnsi="Montserrat"/>
+                <w:sz w:val="21"/>
+                <w:szCs w:val="21"/>
+              </w:rPr>
+              <w:t>Phone:   {{phone_number}}</w:t>
+            </w:r>
+          </w:p>
+        </w:tc>
+      </w:tr>
+      <w:tr>
+        <w:tc>
+          <w:tcPr>
+            <w:tcW w:w="5211" w:type="dxa"/>
+          </w:tcPr>
+          <w:p>
+            <w:pPr>
+              <w:rPr>
+                <w:rFonts w:ascii="Montserrat" w:hAnsi="Montserrat"/>
+                <w:sz w:val="21"/>
+                <w:szCs w:val="21"/>
+              </w:rPr>
+            </w:pPr>
+            <w:r>
+              <w:rPr>
+                <w:rFonts w:ascii="Montserrat" w:hAnsi="Montserrat"/>
+                <w:sz w:val="21"/>
+                <w:szCs w:val="21"/>
+              </w:rPr>
+              <w:t>Consumer No:   {{cosumer_number}}</w:t>
+            </w:r>
+          </w:p>
+        </w:tc>
+      </w:tr>
+    </w:tbl>
+    <w:p>
+      <w:r>
+        <w:t>Address: B-504, Shree Ram Empire, Pune</w:t>
       </w:r>
       <w:r>
         <w:br/>
       </w:r>
       <w:r>
         <w:br/>
-        <w:t>Email:</w:t>
-      </w:r>
-      <w:r>
-        <w:t xml:space="preserve"> </w:t>
-      </w:r>
-      <w:r>
-        <w:t>pushparthrenewables@gmail.com</w:t>
+        <w:t>Email: pushparthrenewables@gmail.com</w:t>
       </w:r>
       <w:r>
         <w:br/>
       </w:r>
+    </w:p>
+    <w:p>
       <w:r>
         <w:br/>
-        <w:t>Phone:</w:t>
-      </w:r>
-      <w:r>
-        <w:t xml:space="preserve"> </w:t>
-      </w:r>
-      <w:r>
-        <w:t>9096289930 / 9579642999</w:t>
+        <w:t>Phone: 9096289930 / 9579642999</w:t>
       </w:r>
     </w:p>
     <w:p>
@@ -1147,20 +766,6 @@
         </w:rPr>
         <w:t xml:space="preserve"> ASC</w:t>
       </w:r>
-    </w:p>
-    <w:p>
-      <w:pPr>
-        <w:rPr>
-          <w:rFonts w:cstheme="minorHAnsi"/>
-        </w:rPr>
-      </w:pPr>
-    </w:p>
-    <w:p>
-      <w:pPr>
-        <w:rPr>
-          <w:rFonts w:cstheme="minorHAnsi"/>
-        </w:rPr>
-      </w:pPr>
     </w:p>
     <w:p>
       <w:pPr>
@@ -3035,14 +2640,7 @@
           <w:rFonts w:ascii="Montserrat" w:hAnsi="Montserrat"/>
           <w:lang w:val="en-GB"/>
         </w:rPr>
-        <w:t>{{advanced}}</w:t>
-      </w:r>
-      <w:r>
-        <w:rPr>
-          <w:rFonts w:ascii="Montserrat" w:hAnsi="Montserrat"/>
-          <w:lang w:val="en-GB"/>
-        </w:rPr>
-        <w:t xml:space="preserve">% </w:t>
+        <w:t xml:space="preserve">{{advanced}}% </w:t>
       </w:r>
       <w:r>
         <w:rPr>
@@ -3096,14 +2694,7 @@
           <w:rFonts w:ascii="Montserrat" w:hAnsi="Montserrat"/>
           <w:lang w:val="en-GB"/>
         </w:rPr>
-        <w:t>{{procurement}}</w:t>
-      </w:r>
-      <w:r>
-        <w:rPr>
-          <w:rFonts w:ascii="Montserrat" w:hAnsi="Montserrat"/>
-          <w:lang w:val="en-GB"/>
-        </w:rPr>
-        <w:t xml:space="preserve">% </w:t>
+        <w:t xml:space="preserve">{{procurement}}% </w:t>
       </w:r>
       <w:r>
         <w:rPr>
@@ -3136,21 +2727,7 @@
           <w:rFonts w:ascii="Montserrat" w:hAnsi="Montserrat"/>
           <w:lang w:val="en-GB"/>
         </w:rPr>
-        <w:t xml:space="preserve">Payable </w:t>
-      </w:r>
-      <w:r>
-        <w:rPr>
-          <w:rFonts w:ascii="Montserrat" w:hAnsi="Montserrat"/>
-          <w:lang w:val="en-GB"/>
-        </w:rPr>
-        <w:t>at the time of material procurement</w:t>
-      </w:r>
-      <w:r>
-        <w:rPr>
-          <w:rFonts w:ascii="Montserrat" w:hAnsi="Montserrat"/>
-          <w:lang w:val="en-GB"/>
-        </w:rPr>
-        <w:t xml:space="preserve">  </w:t>
+        <w:t xml:space="preserve">Payable at the time of material procurement  </w:t>
       </w:r>
     </w:p>
     <w:p>
@@ -3171,14 +2748,7 @@
           <w:rFonts w:ascii="Montserrat" w:hAnsi="Montserrat"/>
           <w:lang w:val="en-GB"/>
         </w:rPr>
-        <w:t>{{installation}}</w:t>
-      </w:r>
-      <w:r>
-        <w:rPr>
-          <w:rFonts w:ascii="Montserrat" w:hAnsi="Montserrat"/>
-          <w:lang w:val="en-GB"/>
-        </w:rPr>
-        <w:t xml:space="preserve">% </w:t>
+        <w:t xml:space="preserve">{{installation}}% </w:t>
       </w:r>
       <w:r>
         <w:rPr>
@@ -5113,6 +4683,7 @@
   <w:style w:type="character" w:default="1" w:styleId="DefaultParagraphFont">
     <w:name w:val="Default Paragraph Font"/>
     <w:uiPriority w:val="1"/>
+    <w:semiHidden/>
     <w:unhideWhenUsed/>
   </w:style>
   <w:style w:type="table" w:default="1" w:styleId="TableNormal">

--- a/solar-erp-app/src/main/resources/templates/quotation_template.docx
+++ b/solar-erp-app/src/main/resources/templates/quotation_template.docx
@@ -2425,7 +2425,7 @@
           </w:tcPr>
           <w:p>
             <w:pPr>
-              <w:jc w:val="center"/>
+              <w:jc w:val="right"/>
               <w:rPr>
                 <w:lang w:val="en-GB"/>
               </w:rPr>
@@ -2491,7 +2491,7 @@
           </w:tcPr>
           <w:p>
             <w:pPr>
-              <w:jc w:val="center"/>
+              <w:jc w:val="right"/>
               <w:rPr>
                 <w:lang w:val="en-GB"/>
               </w:rPr>

--- a/solar-erp-app/src/main/resources/templates/quotation_template.docx
+++ b/solar-erp-app/src/main/resources/templates/quotation_template.docx
@@ -721,7 +721,23 @@
                 <w:sz w:val="21"/>
                 <w:szCs w:val="21"/>
               </w:rPr>
-              <w:t>Consumer No:   {{cosumer_number}}</w:t>
+              <w:t>Consumer No:   {{co</w:t>
+            </w:r>
+            <w:r>
+              <w:rPr>
+                <w:rFonts w:ascii="Montserrat" w:hAnsi="Montserrat"/>
+                <w:sz w:val="21"/>
+                <w:szCs w:val="21"/>
+              </w:rPr>
+              <w:t>n</w:t>
+            </w:r>
+            <w:r>
+              <w:rPr>
+                <w:rFonts w:ascii="Montserrat" w:hAnsi="Montserrat"/>
+                <w:sz w:val="21"/>
+                <w:szCs w:val="21"/>
+              </w:rPr>
+              <w:t>sumer_number}}</w:t>
             </w:r>
           </w:p>
         </w:tc>

--- a/solar-erp-app/src/main/resources/templates/quotation_template.docx
+++ b/solar-erp-app/src/main/resources/templates/quotation_template.docx
@@ -2541,7 +2541,19 @@
               <w:rPr>
                 <w:lang w:val="en-GB"/>
               </w:rPr>
-              <w:t>Anount in words: {{amount_in word}}</w:t>
+              <w:t>Anount in words: {{amount_in</w:t>
+            </w:r>
+            <w:r>
+              <w:rPr>
+                <w:lang w:val="en-GB"/>
+              </w:rPr>
+              <w:t>_</w:t>
+            </w:r>
+            <w:r>
+              <w:rPr>
+                <w:lang w:val="en-GB"/>
+              </w:rPr>
+              <w:t>word}}</w:t>
             </w:r>
           </w:p>
         </w:tc>
